--- a/marketing/blog/monitoramento-ambientes-sap-datasphere/artigo.docx
+++ b/marketing/blog/monitoramento-ambientes-sap-datasphere/artigo.docx
@@ -162,7 +162,7 @@
     </w:p>
     <w:p>
       <w:r>
-        <w:t>Segundo a IDC, até 2026, 90% das grandes organizações vão depender de monitoramento orientado por IA para gestão proativa de performance de TI — o que reforça que monitoramento manual e reativo já não acompanha a complexidade dos ambientes atuais. Para empresas que operam SAP Datasphere com múltiplos espaços, integrações e usuários, o caminho recomendado é estruturar uma rotina formal de revisão, não depender de alertas isolados.</w:t>
+        <w:t>Segundo a IDC, até 2026, 90% dos CIOs de empresas Global 2000 vão depender de monitoramento orientado por IA para gestão proativa de performance de TI — o que reforça que monitoramento manual e reativo já não acompanha a complexidade dos ambientes atuais. Para empresas que operam SAP Datasphere com múltiplos espaços, integrações e usuários, o caminho recomendado é estruturar uma rotina formal de revisão, não depender de alertas isolados.</w:t>
       </w:r>
     </w:p>
     <w:p>
@@ -355,57 +355,99 @@
       <w:pPr>
         <w:pStyle w:val="ListBullet"/>
       </w:pPr>
-      <w:r>
-        <w:t>SAP Help Portal — Monitoring SAP Datasphere in the System Monitor</w:t>
-      </w:r>
+      <w:hyperlink r:id="rId9">
+        <w:r>
+          <w:rPr>
+            <w:color w:val="006AFF"/>
+            <w:u w:val="single"/>
+          </w:rPr>
+          <w:t>SAP Help Portal — Monitoring SAP Datasphere in the System Monitor</w:t>
+        </w:r>
+      </w:hyperlink>
     </w:p>
     <w:p>
       <w:pPr>
         <w:pStyle w:val="ListBullet"/>
       </w:pPr>
-      <w:r>
-        <w:t>SAP-docs GitHub — Managing and Monitoring Data Integration</w:t>
-      </w:r>
+      <w:hyperlink r:id="rId10">
+        <w:r>
+          <w:rPr>
+            <w:color w:val="006AFF"/>
+            <w:u w:val="single"/>
+          </w:rPr>
+          <w:t>SAP-docs GitHub — Managing and Monitoring Data Integration</w:t>
+        </w:r>
+      </w:hyperlink>
     </w:p>
     <w:p>
       <w:pPr>
         <w:pStyle w:val="ListBullet"/>
       </w:pPr>
-      <w:r>
-        <w:t>SAP Help Portal — Monitor Your Space Storage Consumption</w:t>
-      </w:r>
+      <w:hyperlink r:id="rId11">
+        <w:r>
+          <w:rPr>
+            <w:color w:val="006AFF"/>
+            <w:u w:val="single"/>
+          </w:rPr>
+          <w:t>SAP Help Portal — Monitor Your Space Storage Consumption</w:t>
+        </w:r>
+      </w:hyperlink>
     </w:p>
     <w:p>
       <w:pPr>
         <w:pStyle w:val="ListBullet"/>
       </w:pPr>
-      <w:r>
-        <w:t>SAP Community — How to Monitor Consumption for SAP Business Data Cloud (BDC)</w:t>
-      </w:r>
+      <w:hyperlink r:id="rId12">
+        <w:r>
+          <w:rPr>
+            <w:color w:val="006AFF"/>
+            <w:u w:val="single"/>
+          </w:rPr>
+          <w:t>SAP Community — How to Monitor Consumption for SAP Business Data Cloud (BDC)</w:t>
+        </w:r>
+      </w:hyperlink>
     </w:p>
     <w:p>
       <w:pPr>
         <w:pStyle w:val="ListBullet"/>
       </w:pPr>
-      <w:r>
-        <w:t>Gartner — custo médio de downtime em TI corporativa</w:t>
-      </w:r>
+      <w:hyperlink r:id="rId13">
+        <w:r>
+          <w:rPr>
+            <w:color w:val="006AFF"/>
+            <w:u w:val="single"/>
+          </w:rPr>
+          <w:t>InvGate — The Cost of Downtime: How Much Does an IT Outage Cost Your Business? (citando Gartner)</w:t>
+        </w:r>
+      </w:hyperlink>
     </w:p>
     <w:p>
       <w:pPr>
         <w:pStyle w:val="ListBullet"/>
       </w:pPr>
-      <w:r>
-        <w:t>ITIC, 2025 — Cost of Downtime Survey</w:t>
-      </w:r>
+      <w:hyperlink r:id="rId14">
+        <w:r>
+          <w:rPr>
+            <w:color w:val="006AFF"/>
+            <w:u w:val="single"/>
+          </w:rPr>
+          <w:t>Calyptix/ITIC — Examining the Financial Impact of Downtime (2025 Survey)</w:t>
+        </w:r>
+      </w:hyperlink>
     </w:p>
     <w:p>
       <w:pPr>
         <w:pStyle w:val="ListBullet"/>
       </w:pPr>
-      <w:r>
-        <w:t>IDC — previsão de adoção de monitoramento orientado por IA até 2026</w:t>
-      </w:r>
+      <w:hyperlink r:id="rId15">
+        <w:r>
+          <w:rPr>
+            <w:color w:val="006AFF"/>
+            <w:u w:val="single"/>
+          </w:rPr>
+          <w:t>IDC — Worldwide Future of Digital Infrastructure Predictions</w:t>
+        </w:r>
+      </w:hyperlink>
     </w:p>
     <w:sectPr>
       <w:pgSz w:w="12240" w:h="15840"/>
